--- a/fuentes/CF02_63110190_DU.docx
+++ b/fuentes/CF02_63110190_DU.docx
@@ -210,7 +210,7 @@
               </wp:anchor>
             </w:drawing>
           </mc:Choice>
-          <mc:Fallback xmlns:a="http://schemas.openxmlformats.org/drawingml/2006/main" xmlns:adec="http://schemas.microsoft.com/office/drawing/2017/decorative" xmlns:pic="http://schemas.openxmlformats.org/drawingml/2006/picture" xmlns:a14="http://schemas.microsoft.com/office/drawing/2010/main">
+          <mc:Fallback xmlns:a14="http://schemas.microsoft.com/office/drawing/2010/main" xmlns:pic="http://schemas.openxmlformats.org/drawingml/2006/picture" xmlns:adec="http://schemas.microsoft.com/office/drawing/2017/decorative" xmlns:a="http://schemas.openxmlformats.org/drawingml/2006/main">
             <w:pict w14:anchorId="75509E97">
               <v:rect id="Rectángulo 3" style="position:absolute;margin-left:-55.7pt;margin-top:26.5pt;width:613.85pt;height:204pt;z-index:-251655168;visibility:visible;mso-wrap-style:square;mso-height-percent:0;mso-wrap-distance-left:9pt;mso-wrap-distance-top:0;mso-wrap-distance-right:9pt;mso-wrap-distance-bottom:0;mso-position-horizontal:absolute;mso-position-horizontal-relative:text;mso-position-vertical:absolute;mso-position-vertical-relative:text;mso-height-percent:0;mso-height-relative:margin;v-text-anchor:middle" alt="&quot;&quot;" o:spid="_x0000_s1026" fillcolor="#00314d" stroked="f" strokeweight="1pt" w14:anchorId="04BF2410" o:gfxdata="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"/>
             </w:pict>
@@ -609,7 +609,7 @@
           <w:r>
             <w:fldChar w:fldCharType="separate"/>
           </w:r>
-          <w:hyperlink w:anchor="_Toc203148230" w:history="1">
+          <w:hyperlink w:anchor="_Toc205563266" w:history="1">
             <w:r>
               <w:rPr>
                 <w:rStyle w:val="Hipervnculo"/>
@@ -636,7 +636,7 @@
                 <w:noProof/>
                 <w:webHidden/>
               </w:rPr>
-              <w:instrText xml:space="preserve"> PAGEREF _Toc203148230 \h </w:instrText>
+              <w:instrText xml:space="preserve"> PAGEREF _Toc205563266 \h </w:instrText>
             </w:r>
             <w:r>
               <w:rPr>
@@ -682,7 +682,7 @@
               <w:lang w:eastAsia="es-MX"/>
             </w:rPr>
           </w:pPr>
-          <w:hyperlink w:anchor="_Toc203148231" w:history="1">
+          <w:hyperlink w:anchor="_Toc205563267" w:history="1">
             <w:r>
               <w:rPr>
                 <w:rStyle w:val="Hipervnculo"/>
@@ -726,7 +726,7 @@
                 <w:noProof/>
                 <w:webHidden/>
               </w:rPr>
-              <w:instrText xml:space="preserve"> PAGEREF _Toc203148231 \h </w:instrText>
+              <w:instrText xml:space="preserve"> PAGEREF _Toc205563267 \h </w:instrText>
             </w:r>
             <w:r>
               <w:rPr>
@@ -768,7 +768,7 @@
               <w:lang w:eastAsia="es-MX"/>
             </w:rPr>
           </w:pPr>
-          <w:hyperlink w:anchor="_Toc203148232" w:history="1">
+          <w:hyperlink w:anchor="_Toc205563268" w:history="1">
             <w:r>
               <w:rPr>
                 <w:rStyle w:val="Hipervnculo"/>
@@ -812,7 +812,7 @@
                 <w:noProof/>
                 <w:webHidden/>
               </w:rPr>
-              <w:instrText xml:space="preserve"> PAGEREF _Toc203148232 \h </w:instrText>
+              <w:instrText xml:space="preserve"> PAGEREF _Toc205563268 \h </w:instrText>
             </w:r>
             <w:r>
               <w:rPr>
@@ -854,7 +854,7 @@
               <w:lang w:eastAsia="es-MX"/>
             </w:rPr>
           </w:pPr>
-          <w:hyperlink w:anchor="_Toc203148233" w:history="1">
+          <w:hyperlink w:anchor="_Toc205563269" w:history="1">
             <w:r>
               <w:rPr>
                 <w:rStyle w:val="Hipervnculo"/>
@@ -898,7 +898,7 @@
                 <w:noProof/>
                 <w:webHidden/>
               </w:rPr>
-              <w:instrText xml:space="preserve"> PAGEREF _Toc203148233 \h </w:instrText>
+              <w:instrText xml:space="preserve"> PAGEREF _Toc205563269 \h </w:instrText>
             </w:r>
             <w:r>
               <w:rPr>
@@ -940,7 +940,7 @@
               <w:lang w:eastAsia="es-MX"/>
             </w:rPr>
           </w:pPr>
-          <w:hyperlink w:anchor="_Toc203148234" w:history="1">
+          <w:hyperlink w:anchor="_Toc205563270" w:history="1">
             <w:r>
               <w:rPr>
                 <w:rStyle w:val="Hipervnculo"/>
@@ -984,7 +984,7 @@
                 <w:noProof/>
                 <w:webHidden/>
               </w:rPr>
-              <w:instrText xml:space="preserve"> PAGEREF _Toc203148234 \h </w:instrText>
+              <w:instrText xml:space="preserve"> PAGEREF _Toc205563270 \h </w:instrText>
             </w:r>
             <w:r>
               <w:rPr>
@@ -1026,7 +1026,7 @@
               <w:lang w:eastAsia="es-MX"/>
             </w:rPr>
           </w:pPr>
-          <w:hyperlink w:anchor="_Toc203148235" w:history="1">
+          <w:hyperlink w:anchor="_Toc205563271" w:history="1">
             <w:r>
               <w:rPr>
                 <w:rStyle w:val="Hipervnculo"/>
@@ -1070,7 +1070,7 @@
                 <w:noProof/>
                 <w:webHidden/>
               </w:rPr>
-              <w:instrText xml:space="preserve"> PAGEREF _Toc203148235 \h </w:instrText>
+              <w:instrText xml:space="preserve"> PAGEREF _Toc205563271 \h </w:instrText>
             </w:r>
             <w:r>
               <w:rPr>
@@ -1116,7 +1116,7 @@
               <w:lang w:eastAsia="es-MX"/>
             </w:rPr>
           </w:pPr>
-          <w:hyperlink w:anchor="_Toc203148236" w:history="1">
+          <w:hyperlink w:anchor="_Toc205563272" w:history="1">
             <w:r>
               <w:rPr>
                 <w:rStyle w:val="Hipervnculo"/>
@@ -1160,7 +1160,7 @@
                 <w:noProof/>
                 <w:webHidden/>
               </w:rPr>
-              <w:instrText xml:space="preserve"> PAGEREF _Toc203148236 \h </w:instrText>
+              <w:instrText xml:space="preserve"> PAGEREF _Toc205563272 \h </w:instrText>
             </w:r>
             <w:r>
               <w:rPr>
@@ -1202,7 +1202,7 @@
               <w:lang w:eastAsia="es-MX"/>
             </w:rPr>
           </w:pPr>
-          <w:hyperlink w:anchor="_Toc203148237" w:history="1">
+          <w:hyperlink w:anchor="_Toc205563273" w:history="1">
             <w:r>
               <w:rPr>
                 <w:rStyle w:val="Hipervnculo"/>
@@ -1246,7 +1246,7 @@
                 <w:noProof/>
                 <w:webHidden/>
               </w:rPr>
-              <w:instrText xml:space="preserve"> PAGEREF _Toc203148237 \h </w:instrText>
+              <w:instrText xml:space="preserve"> PAGEREF _Toc205563273 \h </w:instrText>
             </w:r>
             <w:r>
               <w:rPr>
@@ -1288,7 +1288,7 @@
               <w:lang w:eastAsia="es-MX"/>
             </w:rPr>
           </w:pPr>
-          <w:hyperlink w:anchor="_Toc203148238" w:history="1">
+          <w:hyperlink w:anchor="_Toc205563274" w:history="1">
             <w:r>
               <w:rPr>
                 <w:rStyle w:val="Hipervnculo"/>
@@ -1332,7 +1332,7 @@
                 <w:noProof/>
                 <w:webHidden/>
               </w:rPr>
-              <w:instrText xml:space="preserve"> PAGEREF _Toc203148238 \h </w:instrText>
+              <w:instrText xml:space="preserve"> PAGEREF _Toc205563274 \h </w:instrText>
             </w:r>
             <w:r>
               <w:rPr>
@@ -1378,7 +1378,7 @@
               <w:lang w:eastAsia="es-MX"/>
             </w:rPr>
           </w:pPr>
-          <w:hyperlink w:anchor="_Toc203148239" w:history="1">
+          <w:hyperlink w:anchor="_Toc205563275" w:history="1">
             <w:r>
               <w:rPr>
                 <w:rStyle w:val="Hipervnculo"/>
@@ -1422,7 +1422,7 @@
                 <w:noProof/>
                 <w:webHidden/>
               </w:rPr>
-              <w:instrText xml:space="preserve"> PAGEREF _Toc203148239 \h </w:instrText>
+              <w:instrText xml:space="preserve"> PAGEREF _Toc205563275 \h </w:instrText>
             </w:r>
             <w:r>
               <w:rPr>
@@ -1464,7 +1464,7 @@
               <w:lang w:eastAsia="es-MX"/>
             </w:rPr>
           </w:pPr>
-          <w:hyperlink w:anchor="_Toc203148240" w:history="1">
+          <w:hyperlink w:anchor="_Toc205563276" w:history="1">
             <w:r>
               <w:rPr>
                 <w:rStyle w:val="Hipervnculo"/>
@@ -1508,7 +1508,7 @@
                 <w:noProof/>
                 <w:webHidden/>
               </w:rPr>
-              <w:instrText xml:space="preserve"> PAGEREF _Toc203148240 \h </w:instrText>
+              <w:instrText xml:space="preserve"> PAGEREF _Toc205563276 \h </w:instrText>
             </w:r>
             <w:r>
               <w:rPr>
@@ -1550,7 +1550,7 @@
               <w:lang w:eastAsia="es-MX"/>
             </w:rPr>
           </w:pPr>
-          <w:hyperlink w:anchor="_Toc203148241" w:history="1">
+          <w:hyperlink w:anchor="_Toc205563277" w:history="1">
             <w:r>
               <w:rPr>
                 <w:rStyle w:val="Hipervnculo"/>
@@ -1594,7 +1594,7 @@
                 <w:noProof/>
                 <w:webHidden/>
               </w:rPr>
-              <w:instrText xml:space="preserve"> PAGEREF _Toc203148241 \h </w:instrText>
+              <w:instrText xml:space="preserve"> PAGEREF _Toc205563277 \h </w:instrText>
             </w:r>
             <w:r>
               <w:rPr>
@@ -1640,7 +1640,7 @@
               <w:lang w:eastAsia="es-MX"/>
             </w:rPr>
           </w:pPr>
-          <w:hyperlink w:anchor="_Toc203148242" w:history="1">
+          <w:hyperlink w:anchor="_Toc205563278" w:history="1">
             <w:r>
               <w:rPr>
                 <w:rStyle w:val="Hipervnculo"/>
@@ -1684,7 +1684,7 @@
                 <w:noProof/>
                 <w:webHidden/>
               </w:rPr>
-              <w:instrText xml:space="preserve"> PAGEREF _Toc203148242 \h </w:instrText>
+              <w:instrText xml:space="preserve"> PAGEREF _Toc205563278 \h </w:instrText>
             </w:r>
             <w:r>
               <w:rPr>
@@ -1726,7 +1726,7 @@
               <w:lang w:eastAsia="es-MX"/>
             </w:rPr>
           </w:pPr>
-          <w:hyperlink w:anchor="_Toc203148243" w:history="1">
+          <w:hyperlink w:anchor="_Toc205563279" w:history="1">
             <w:r>
               <w:rPr>
                 <w:rStyle w:val="Hipervnculo"/>
@@ -1770,7 +1770,7 @@
                 <w:noProof/>
                 <w:webHidden/>
               </w:rPr>
-              <w:instrText xml:space="preserve"> PAGEREF _Toc203148243 \h </w:instrText>
+              <w:instrText xml:space="preserve"> PAGEREF _Toc205563279 \h </w:instrText>
             </w:r>
             <w:r>
               <w:rPr>
@@ -1812,7 +1812,7 @@
               <w:lang w:eastAsia="es-MX"/>
             </w:rPr>
           </w:pPr>
-          <w:hyperlink w:anchor="_Toc203148244" w:history="1">
+          <w:hyperlink w:anchor="_Toc205563280" w:history="1">
             <w:r>
               <w:rPr>
                 <w:rStyle w:val="Hipervnculo"/>
@@ -1856,7 +1856,7 @@
                 <w:noProof/>
                 <w:webHidden/>
               </w:rPr>
-              <w:instrText xml:space="preserve"> PAGEREF _Toc203148244 \h </w:instrText>
+              <w:instrText xml:space="preserve"> PAGEREF _Toc205563280 \h </w:instrText>
             </w:r>
             <w:r>
               <w:rPr>
@@ -1898,7 +1898,7 @@
               <w:lang w:eastAsia="es-MX"/>
             </w:rPr>
           </w:pPr>
-          <w:hyperlink w:anchor="_Toc203148245" w:history="1">
+          <w:hyperlink w:anchor="_Toc205563281" w:history="1">
             <w:r>
               <w:rPr>
                 <w:rStyle w:val="Hipervnculo"/>
@@ -1942,7 +1942,7 @@
                 <w:noProof/>
                 <w:webHidden/>
               </w:rPr>
-              <w:instrText xml:space="preserve"> PAGEREF _Toc203148245 \h </w:instrText>
+              <w:instrText xml:space="preserve"> PAGEREF _Toc205563281 \h </w:instrText>
             </w:r>
             <w:r>
               <w:rPr>
@@ -1988,7 +1988,7 @@
               <w:lang w:eastAsia="es-MX"/>
             </w:rPr>
           </w:pPr>
-          <w:hyperlink w:anchor="_Toc203148246" w:history="1">
+          <w:hyperlink w:anchor="_Toc205563282" w:history="1">
             <w:r>
               <w:rPr>
                 <w:rStyle w:val="Hipervnculo"/>
@@ -2032,7 +2032,7 @@
                 <w:noProof/>
                 <w:webHidden/>
               </w:rPr>
-              <w:instrText xml:space="preserve"> PAGEREF _Toc203148246 \h </w:instrText>
+              <w:instrText xml:space="preserve"> PAGEREF _Toc205563282 \h </w:instrText>
             </w:r>
             <w:r>
               <w:rPr>
@@ -2074,7 +2074,7 @@
               <w:lang w:eastAsia="es-MX"/>
             </w:rPr>
           </w:pPr>
-          <w:hyperlink w:anchor="_Toc203148247" w:history="1">
+          <w:hyperlink w:anchor="_Toc205563283" w:history="1">
             <w:r>
               <w:rPr>
                 <w:rStyle w:val="Hipervnculo"/>
@@ -2118,7 +2118,7 @@
                 <w:noProof/>
                 <w:webHidden/>
               </w:rPr>
-              <w:instrText xml:space="preserve"> PAGEREF _Toc203148247 \h </w:instrText>
+              <w:instrText xml:space="preserve"> PAGEREF _Toc205563283 \h </w:instrText>
             </w:r>
             <w:r>
               <w:rPr>
@@ -2160,7 +2160,7 @@
               <w:lang w:eastAsia="es-MX"/>
             </w:rPr>
           </w:pPr>
-          <w:hyperlink w:anchor="_Toc203148248" w:history="1">
+          <w:hyperlink w:anchor="_Toc205563284" w:history="1">
             <w:r>
               <w:rPr>
                 <w:rStyle w:val="Hipervnculo"/>
@@ -2204,7 +2204,7 @@
                 <w:noProof/>
                 <w:webHidden/>
               </w:rPr>
-              <w:instrText xml:space="preserve"> PAGEREF _Toc203148248 \h </w:instrText>
+              <w:instrText xml:space="preserve"> PAGEREF _Toc205563284 \h </w:instrText>
             </w:r>
             <w:r>
               <w:rPr>
@@ -2246,7 +2246,7 @@
               <w:lang w:eastAsia="es-MX"/>
             </w:rPr>
           </w:pPr>
-          <w:hyperlink w:anchor="_Toc203148249" w:history="1">
+          <w:hyperlink w:anchor="_Toc205563285" w:history="1">
             <w:r>
               <w:rPr>
                 <w:rStyle w:val="Hipervnculo"/>
@@ -2290,7 +2290,7 @@
                 <w:noProof/>
                 <w:webHidden/>
               </w:rPr>
-              <w:instrText xml:space="preserve"> PAGEREF _Toc203148249 \h </w:instrText>
+              <w:instrText xml:space="preserve"> PAGEREF _Toc205563285 \h </w:instrText>
             </w:r>
             <w:r>
               <w:rPr>
@@ -2336,7 +2336,7 @@
               <w:lang w:eastAsia="es-MX"/>
             </w:rPr>
           </w:pPr>
-          <w:hyperlink w:anchor="_Toc203148250" w:history="1">
+          <w:hyperlink w:anchor="_Toc205563286" w:history="1">
             <w:r>
               <w:rPr>
                 <w:rStyle w:val="Hipervnculo"/>
@@ -2380,7 +2380,7 @@
                 <w:noProof/>
                 <w:webHidden/>
               </w:rPr>
-              <w:instrText xml:space="preserve"> PAGEREF _Toc203148250 \h </w:instrText>
+              <w:instrText xml:space="preserve"> PAGEREF _Toc205563286 \h </w:instrText>
             </w:r>
             <w:r>
               <w:rPr>
@@ -2422,7 +2422,7 @@
               <w:lang w:eastAsia="es-MX"/>
             </w:rPr>
           </w:pPr>
-          <w:hyperlink w:anchor="_Toc203148251" w:history="1">
+          <w:hyperlink w:anchor="_Toc205563287" w:history="1">
             <w:r>
               <w:rPr>
                 <w:rStyle w:val="Hipervnculo"/>
@@ -2466,7 +2466,7 @@
                 <w:noProof/>
                 <w:webHidden/>
               </w:rPr>
-              <w:instrText xml:space="preserve"> PAGEREF _Toc203148251 \h </w:instrText>
+              <w:instrText xml:space="preserve"> PAGEREF _Toc205563287 \h </w:instrText>
             </w:r>
             <w:r>
               <w:rPr>
@@ -2508,7 +2508,7 @@
               <w:lang w:eastAsia="es-MX"/>
             </w:rPr>
           </w:pPr>
-          <w:hyperlink w:anchor="_Toc203148252" w:history="1">
+          <w:hyperlink w:anchor="_Toc205563288" w:history="1">
             <w:r>
               <w:rPr>
                 <w:rStyle w:val="Hipervnculo"/>
@@ -2552,7 +2552,7 @@
                 <w:noProof/>
                 <w:webHidden/>
               </w:rPr>
-              <w:instrText xml:space="preserve"> PAGEREF _Toc203148252 \h </w:instrText>
+              <w:instrText xml:space="preserve"> PAGEREF _Toc205563288 \h </w:instrText>
             </w:r>
             <w:r>
               <w:rPr>
@@ -2594,7 +2594,7 @@
               <w:lang w:eastAsia="es-MX"/>
             </w:rPr>
           </w:pPr>
-          <w:hyperlink w:anchor="_Toc203148253" w:history="1">
+          <w:hyperlink w:anchor="_Toc205563289" w:history="1">
             <w:r>
               <w:rPr>
                 <w:rStyle w:val="Hipervnculo"/>
@@ -2638,7 +2638,7 @@
                 <w:noProof/>
                 <w:webHidden/>
               </w:rPr>
-              <w:instrText xml:space="preserve"> PAGEREF _Toc203148253 \h </w:instrText>
+              <w:instrText xml:space="preserve"> PAGEREF _Toc205563289 \h </w:instrText>
             </w:r>
             <w:r>
               <w:rPr>
@@ -2680,7 +2680,7 @@
               <w:lang w:eastAsia="es-MX"/>
             </w:rPr>
           </w:pPr>
-          <w:hyperlink w:anchor="_Toc203148254" w:history="1">
+          <w:hyperlink w:anchor="_Toc205563290" w:history="1">
             <w:r>
               <w:rPr>
                 <w:rStyle w:val="Hipervnculo"/>
@@ -2724,7 +2724,7 @@
                 <w:noProof/>
                 <w:webHidden/>
               </w:rPr>
-              <w:instrText xml:space="preserve"> PAGEREF _Toc203148254 \h </w:instrText>
+              <w:instrText xml:space="preserve"> PAGEREF _Toc205563290 \h </w:instrText>
             </w:r>
             <w:r>
               <w:rPr>
@@ -2769,7 +2769,7 @@
               <w:lang w:eastAsia="es-MX"/>
             </w:rPr>
           </w:pPr>
-          <w:hyperlink w:anchor="_Toc203148255" w:history="1">
+          <w:hyperlink w:anchor="_Toc205563291" w:history="1">
             <w:r>
               <w:rPr>
                 <w:rStyle w:val="Hipervnculo"/>
@@ -2796,7 +2796,7 @@
                 <w:noProof/>
                 <w:webHidden/>
               </w:rPr>
-              <w:instrText xml:space="preserve"> PAGEREF _Toc203148255 \h </w:instrText>
+              <w:instrText xml:space="preserve"> PAGEREF _Toc205563291 \h </w:instrText>
             </w:r>
             <w:r>
               <w:rPr>
@@ -2841,7 +2841,7 @@
               <w:lang w:eastAsia="es-MX"/>
             </w:rPr>
           </w:pPr>
-          <w:hyperlink w:anchor="_Toc203148256" w:history="1">
+          <w:hyperlink w:anchor="_Toc205563292" w:history="1">
             <w:r>
               <w:rPr>
                 <w:rStyle w:val="Hipervnculo"/>
@@ -2868,7 +2868,7 @@
                 <w:noProof/>
                 <w:webHidden/>
               </w:rPr>
-              <w:instrText xml:space="preserve"> PAGEREF _Toc203148256 \h </w:instrText>
+              <w:instrText xml:space="preserve"> PAGEREF _Toc205563292 \h </w:instrText>
             </w:r>
             <w:r>
               <w:rPr>
@@ -2913,7 +2913,7 @@
               <w:lang w:eastAsia="es-MX"/>
             </w:rPr>
           </w:pPr>
-          <w:hyperlink w:anchor="_Toc203148257" w:history="1">
+          <w:hyperlink w:anchor="_Toc205563293" w:history="1">
             <w:r>
               <w:rPr>
                 <w:rStyle w:val="Hipervnculo"/>
@@ -2940,7 +2940,7 @@
                 <w:noProof/>
                 <w:webHidden/>
               </w:rPr>
-              <w:instrText xml:space="preserve"> PAGEREF _Toc203148257 \h </w:instrText>
+              <w:instrText xml:space="preserve"> PAGEREF _Toc205563293 \h </w:instrText>
             </w:r>
             <w:r>
               <w:rPr>
@@ -2985,7 +2985,7 @@
               <w:lang w:eastAsia="es-MX"/>
             </w:rPr>
           </w:pPr>
-          <w:hyperlink w:anchor="_Toc203148258" w:history="1">
+          <w:hyperlink w:anchor="_Toc205563294" w:history="1">
             <w:r>
               <w:rPr>
                 <w:rStyle w:val="Hipervnculo"/>
@@ -3012,7 +3012,7 @@
                 <w:noProof/>
                 <w:webHidden/>
               </w:rPr>
-              <w:instrText xml:space="preserve"> PAGEREF _Toc203148258 \h </w:instrText>
+              <w:instrText xml:space="preserve"> PAGEREF _Toc205563294 \h </w:instrText>
             </w:r>
             <w:r>
               <w:rPr>
@@ -3057,7 +3057,7 @@
               <w:lang w:eastAsia="es-MX"/>
             </w:rPr>
           </w:pPr>
-          <w:hyperlink w:anchor="_Toc203148259" w:history="1">
+          <w:hyperlink w:anchor="_Toc205563295" w:history="1">
             <w:r>
               <w:rPr>
                 <w:rStyle w:val="Hipervnculo"/>
@@ -3084,7 +3084,7 @@
                 <w:noProof/>
                 <w:webHidden/>
               </w:rPr>
-              <w:instrText xml:space="preserve"> PAGEREF _Toc203148259 \h </w:instrText>
+              <w:instrText xml:space="preserve"> PAGEREF _Toc205563295 \h </w:instrText>
             </w:r>
             <w:r>
               <w:rPr>
@@ -3149,7 +3149,7 @@
       <w:pPr>
         <w:pStyle w:val="Titulosgenerales"/>
       </w:pPr>
-      <w:bookmarkStart w:id="0" w:name="_Toc203148230"/>
+      <w:bookmarkStart w:id="0" w:name="_Toc205563266"/>
       <w:r>
         <w:lastRenderedPageBreak/>
         <w:t>Introducción</w:t>
@@ -3189,6 +3189,7 @@
       </w:pPr>
       <w:r>
         <w:rPr>
+          <w:noProof/>
           <w:lang w:val="es-419"/>
         </w:rPr>
         <w:drawing>
@@ -3454,7 +3455,7 @@
       <w:pPr>
         <w:pStyle w:val="Ttulo1"/>
       </w:pPr>
-      <w:bookmarkStart w:id="1" w:name="_Toc203148231"/>
+      <w:bookmarkStart w:id="1" w:name="_Toc205563267"/>
       <w:r>
         <w:lastRenderedPageBreak/>
         <w:t>Servicio al cliente</w:t>
@@ -3484,7 +3485,7 @@
       <w:pPr>
         <w:pStyle w:val="Ttulo2"/>
       </w:pPr>
-      <w:bookmarkStart w:id="2" w:name="_Toc203148232"/>
+      <w:bookmarkStart w:id="2" w:name="_Toc205563268"/>
       <w:r>
         <w:t>Concepto</w:t>
       </w:r>
@@ -3699,7 +3700,7 @@
         <w:pStyle w:val="Ttulo2"/>
         <w:ind w:left="0" w:firstLine="0"/>
       </w:pPr>
-      <w:bookmarkStart w:id="3" w:name="_Toc203148233"/>
+      <w:bookmarkStart w:id="3" w:name="_Toc205563269"/>
       <w:r>
         <w:t>Ciclo</w:t>
       </w:r>
@@ -4304,7 +4305,19 @@
         <w:rPr>
           <w:lang w:eastAsia="es-CO"/>
         </w:rPr>
-        <w:t>Ir al video de tipos de venta:</w:t>
+        <w:t>Ir al video de tipos de venta</w:t>
+      </w:r>
+      <w:r>
+        <w:rPr>
+          <w:lang w:eastAsia="es-CO"/>
+        </w:rPr>
+        <w:t>s</w:t>
+      </w:r>
+      <w:r>
+        <w:rPr>
+          <w:lang w:eastAsia="es-CO"/>
+        </w:rPr>
+        <w:t>:</w:t>
       </w:r>
       <w:r>
         <w:rPr>
@@ -4391,6 +4404,20 @@
     <w:p>
       <w:pPr>
         <w:rPr>
+          <w:lang w:val="es-419" w:eastAsia="es-CO"/>
+        </w:rPr>
+      </w:pPr>
+    </w:p>
+    <w:p>
+      <w:pPr>
+        <w:rPr>
+          <w:lang w:val="es-419" w:eastAsia="es-CO"/>
+        </w:rPr>
+      </w:pPr>
+    </w:p>
+    <w:p>
+      <w:pPr>
+        <w:rPr>
           <w:b/>
           <w:bCs/>
         </w:rPr>
@@ -4400,6 +4427,7 @@
           <w:b/>
           <w:bCs/>
         </w:rPr>
+        <w:lastRenderedPageBreak/>
         <w:t>Acciones a desarrollar en el  ciclo del servicio al cliente:</w:t>
       </w:r>
     </w:p>
@@ -4412,7 +4440,6 @@
         </w:numPr>
       </w:pPr>
       <w:r>
-        <w:lastRenderedPageBreak/>
         <w:t>Preventa: detectar necesidades, presentar solución, informar, generar confianza.</w:t>
       </w:r>
     </w:p>
@@ -4480,7 +4507,7 @@
       <w:pPr>
         <w:pStyle w:val="Ttulo2"/>
       </w:pPr>
-      <w:bookmarkStart w:id="4" w:name="_Toc203148234"/>
+      <w:bookmarkStart w:id="4" w:name="_Toc205563270"/>
       <w:r>
         <w:t>Estrategias</w:t>
       </w:r>
@@ -4549,22 +4576,19 @@
       </w:r>
       <w:proofErr w:type="spellStart"/>
       <w:r>
+        <w:lastRenderedPageBreak/>
         <w:t>Whatsapp</w:t>
       </w:r>
       <w:proofErr w:type="spellEnd"/>
       <w:r>
-        <w:t xml:space="preserve"> y correo electrónico sobre cierres temporales, horarios </w:t>
-      </w:r>
-      <w:r>
-        <w:lastRenderedPageBreak/>
-        <w:t>especiales en festivos y nuevas clases disponibles, evitando molestias y mejorando la experiencia del cliente.</w:t>
+        <w:t xml:space="preserve"> y correo electrónico sobre cierres temporales, horarios especiales en festivos y nuevas clases disponibles, evitando molestias y mejorando la experiencia del cliente.</w:t>
       </w:r>
     </w:p>
     <w:p>
       <w:pPr>
         <w:pStyle w:val="Ttulo2"/>
       </w:pPr>
-      <w:bookmarkStart w:id="5" w:name="_Toc203148235"/>
+      <w:bookmarkStart w:id="5" w:name="_Toc205563271"/>
       <w:r>
         <w:t>Técnicas de comunicación</w:t>
       </w:r>
@@ -4632,7 +4656,6 @@
           <w:b/>
           <w:bCs/>
         </w:rPr>
-        <w:lastRenderedPageBreak/>
         <w:t>Lenguaje positivo</w:t>
       </w:r>
     </w:p>
@@ -4692,7 +4715,7 @@
       <w:pPr>
         <w:pStyle w:val="Ttulo1"/>
       </w:pPr>
-      <w:bookmarkStart w:id="6" w:name="_Toc203148236"/>
+      <w:bookmarkStart w:id="6" w:name="_Toc205563272"/>
       <w:r>
         <w:lastRenderedPageBreak/>
         <w:t>Momentos de verdad</w:t>
@@ -4716,7 +4739,7 @@
       <w:pPr>
         <w:pStyle w:val="Ttulo2"/>
       </w:pPr>
-      <w:bookmarkStart w:id="7" w:name="_Toc203148237"/>
+      <w:bookmarkStart w:id="7" w:name="_Toc205563273"/>
       <w:r>
         <w:t>Concepto</w:t>
       </w:r>
@@ -4732,7 +4755,19 @@
         <w:rPr>
           <w:lang w:val="es-419" w:eastAsia="es-CO"/>
         </w:rPr>
-        <w:t>Los momentos de verdad son aquellos puntos de contacto entre el cliente y la empresa donde se define la percepción que el cliente tiene de la marca o servicio. Estos momentos son clave para la construcción de la relación con el cliente y pueden ser tanto positivos como negativos, dependiendo de cómo se manejen</w:t>
+        <w:t>Los momentos de verdad son aquellos puntos de contacto entre el cliente y la empresa donde se define la percepción que el cliente tiene de la marca o servicio. Estos momentos son clave</w:t>
+      </w:r>
+      <w:r>
+        <w:rPr>
+          <w:lang w:val="es-419" w:eastAsia="es-CO"/>
+        </w:rPr>
+        <w:t>s</w:t>
+      </w:r>
+      <w:r>
+        <w:rPr>
+          <w:lang w:val="es-419" w:eastAsia="es-CO"/>
+        </w:rPr>
+        <w:t xml:space="preserve"> para la construcción de la relación con el cliente y pueden ser tanto positivos como negativos, dependiendo de cómo se manejen</w:t>
       </w:r>
       <w:r>
         <w:rPr>
@@ -4758,7 +4793,7 @@
       <w:pPr>
         <w:pStyle w:val="Ttulo2"/>
       </w:pPr>
-      <w:bookmarkStart w:id="8" w:name="_Toc203148238"/>
+      <w:bookmarkStart w:id="8" w:name="_Toc205563274"/>
       <w:r>
         <w:t>Tipos</w:t>
       </w:r>
@@ -5187,7 +5222,7 @@
       <w:pPr>
         <w:pStyle w:val="Ttulo1"/>
       </w:pPr>
-      <w:bookmarkStart w:id="9" w:name="_Toc203148239"/>
+      <w:bookmarkStart w:id="9" w:name="_Toc205563275"/>
       <w:r>
         <w:lastRenderedPageBreak/>
         <w:t>Objetivos de venta</w:t>
@@ -5217,7 +5252,7 @@
       <w:pPr>
         <w:pStyle w:val="Ttulo2"/>
       </w:pPr>
-      <w:bookmarkStart w:id="10" w:name="_Toc203148240"/>
+      <w:bookmarkStart w:id="10" w:name="_Toc205563276"/>
       <w:r>
         <w:t>Concepto</w:t>
       </w:r>
@@ -5253,7 +5288,7 @@
       <w:pPr>
         <w:pStyle w:val="Ttulo2"/>
       </w:pPr>
-      <w:bookmarkStart w:id="11" w:name="_Toc203148241"/>
+      <w:bookmarkStart w:id="11" w:name="_Toc205563277"/>
       <w:r>
         <w:t>Tipos</w:t>
       </w:r>
@@ -5884,7 +5919,7 @@
       <w:pPr>
         <w:pStyle w:val="Ttulo1"/>
       </w:pPr>
-      <w:bookmarkStart w:id="12" w:name="_Toc203148242"/>
+      <w:bookmarkStart w:id="12" w:name="_Toc205563278"/>
       <w:r>
         <w:lastRenderedPageBreak/>
         <w:t>Estrategias de venta</w:t>
@@ -5900,7 +5935,7 @@
       <w:pPr>
         <w:pStyle w:val="Ttulo2"/>
       </w:pPr>
-      <w:bookmarkStart w:id="13" w:name="_Toc203148243"/>
+      <w:bookmarkStart w:id="13" w:name="_Toc205563279"/>
       <w:r>
         <w:t>Definición</w:t>
       </w:r>
@@ -5920,7 +5955,7 @@
       <w:pPr>
         <w:pStyle w:val="Ttulo2"/>
       </w:pPr>
-      <w:bookmarkStart w:id="14" w:name="_Toc203148244"/>
+      <w:bookmarkStart w:id="14" w:name="_Toc205563280"/>
       <w:r>
         <w:t>Tipos</w:t>
       </w:r>
@@ -6373,7 +6408,7 @@
       <w:pPr>
         <w:pStyle w:val="Ttulo2"/>
       </w:pPr>
-      <w:bookmarkStart w:id="15" w:name="_Toc203148245"/>
+      <w:bookmarkStart w:id="15" w:name="_Toc205563281"/>
       <w:r>
         <w:t>Criterios de aplicación</w:t>
       </w:r>
@@ -7312,17 +7347,39 @@
         <w:rPr>
           <w:lang w:val="es-419" w:eastAsia="es-CO"/>
         </w:rPr>
-        <w:t xml:space="preserve">Ir al video estrategias de venta: </w:t>
-      </w:r>
-      <w:hyperlink r:id="rId18" w:history="1">
-        <w:r>
-          <w:rPr>
-            <w:rStyle w:val="Hipervnculo"/>
-            <w:lang w:val="es-419" w:eastAsia="es-CO"/>
-          </w:rPr>
-          <w:t>https://www.youtube.com/watch?v=O_uQYV8rZ3k</w:t>
-        </w:r>
-      </w:hyperlink>
+        <w:t>Ir al video estrategias de venta</w:t>
+      </w:r>
+      <w:r>
+        <w:rPr>
+          <w:lang w:val="es-419" w:eastAsia="es-CO"/>
+        </w:rPr>
+        <w:t>s</w:t>
+      </w:r>
+      <w:r>
+        <w:rPr>
+          <w:lang w:val="es-419" w:eastAsia="es-CO"/>
+        </w:rPr>
+        <w:t xml:space="preserve">: </w:t>
+      </w:r>
+      <w:r>
+        <w:fldChar w:fldCharType="begin"/>
+      </w:r>
+      <w:r>
+        <w:instrText>HYPERLINK "https://www.youtube.com/watch?v=O_uQYV8rZ3k"</w:instrText>
+      </w:r>
+      <w:r>
+        <w:fldChar w:fldCharType="separate"/>
+      </w:r>
+      <w:r>
+        <w:rPr>
+          <w:rStyle w:val="Hipervnculo"/>
+          <w:lang w:val="es-419" w:eastAsia="es-CO"/>
+        </w:rPr>
+        <w:t>https://www.youtube.com/watch?v=O_uQYV8rZ3k</w:t>
+      </w:r>
+      <w:r>
+        <w:fldChar w:fldCharType="end"/>
+      </w:r>
     </w:p>
     <w:p>
       <w:pPr>
@@ -7343,7 +7400,7 @@
       <w:pPr>
         <w:pStyle w:val="Ttulo1"/>
       </w:pPr>
-      <w:bookmarkStart w:id="16" w:name="_Toc203148246"/>
+      <w:bookmarkStart w:id="16" w:name="_Toc205563282"/>
       <w:r>
         <w:lastRenderedPageBreak/>
         <w:t>Técnicas de ventas</w:t>
@@ -7367,7 +7424,7 @@
       <w:pPr>
         <w:pStyle w:val="Ttulo2"/>
       </w:pPr>
-      <w:bookmarkStart w:id="17" w:name="_Toc203148247"/>
+      <w:bookmarkStart w:id="17" w:name="_Toc205563283"/>
       <w:r>
         <w:t>Definición</w:t>
       </w:r>
@@ -7390,7 +7447,7 @@
       <w:pPr>
         <w:pStyle w:val="Ttulo2"/>
       </w:pPr>
-      <w:bookmarkStart w:id="18" w:name="_Toc203148248"/>
+      <w:bookmarkStart w:id="18" w:name="_Toc205563284"/>
       <w:r>
         <w:t>Tipos</w:t>
       </w:r>
@@ -7481,7 +7538,7 @@
       <w:pPr>
         <w:pStyle w:val="Ttulo2"/>
       </w:pPr>
-      <w:bookmarkStart w:id="19" w:name="_Toc203148249"/>
+      <w:bookmarkStart w:id="19" w:name="_Toc205563285"/>
       <w:r>
         <w:t>Aplicabilidad</w:t>
       </w:r>
@@ -7638,7 +7695,7 @@
                     <pic:cNvPicPr/>
                   </pic:nvPicPr>
                   <pic:blipFill>
-                    <a:blip r:embed="rId19"/>
+                    <a:blip r:embed="rId18"/>
                     <a:stretch>
                       <a:fillRect/>
                     </a:stretch>
@@ -7899,7 +7956,7 @@
       <w:pPr>
         <w:pStyle w:val="Ttulo1"/>
       </w:pPr>
-      <w:bookmarkStart w:id="20" w:name="_Toc203148250"/>
+      <w:bookmarkStart w:id="20" w:name="_Toc205563286"/>
       <w:r>
         <w:lastRenderedPageBreak/>
         <w:t>Proceso de venta</w:t>
@@ -7923,7 +7980,7 @@
       <w:pPr>
         <w:pStyle w:val="Ttulo2"/>
       </w:pPr>
-      <w:bookmarkStart w:id="21" w:name="_Toc203148251"/>
+      <w:bookmarkStart w:id="21" w:name="_Toc205563287"/>
       <w:r>
         <w:t>Concepto</w:t>
       </w:r>
@@ -7959,7 +8016,7 @@
       <w:pPr>
         <w:pStyle w:val="Ttulo2"/>
       </w:pPr>
-      <w:bookmarkStart w:id="22" w:name="_Toc203148252"/>
+      <w:bookmarkStart w:id="22" w:name="_Toc205563288"/>
       <w:r>
         <w:t>Fases</w:t>
       </w:r>
@@ -8138,7 +8195,7 @@
                     <pic:cNvPicPr/>
                   </pic:nvPicPr>
                   <pic:blipFill>
-                    <a:blip r:embed="rId20"/>
+                    <a:blip r:embed="rId19"/>
                     <a:stretch>
                       <a:fillRect/>
                     </a:stretch>
@@ -8312,6 +8369,63 @@
           <w:bCs/>
           <w:lang w:val="es-419" w:eastAsia="es-CO"/>
         </w:rPr>
+        <w:t>Calificación</w:t>
+      </w:r>
+    </w:p>
+    <w:p>
+      <w:pPr>
+        <w:pStyle w:val="Prrafodelista"/>
+        <w:numPr>
+          <w:ilvl w:val="0"/>
+          <w:numId w:val="45"/>
+        </w:numPr>
+        <w:rPr>
+          <w:b/>
+          <w:bCs/>
+          <w:lang w:val="es-419" w:eastAsia="es-CO"/>
+        </w:rPr>
+      </w:pPr>
+      <w:r>
+        <w:rPr>
+          <w:lang w:val="es-419" w:eastAsia="es-CO"/>
+        </w:rPr>
+        <w:t>Evaluar prospectos.</w:t>
+      </w:r>
+    </w:p>
+    <w:p>
+      <w:pPr>
+        <w:pStyle w:val="Prrafodelista"/>
+        <w:numPr>
+          <w:ilvl w:val="0"/>
+          <w:numId w:val="45"/>
+        </w:numPr>
+        <w:rPr>
+          <w:b/>
+          <w:bCs/>
+          <w:lang w:val="es-419" w:eastAsia="es-CO"/>
+        </w:rPr>
+      </w:pPr>
+      <w:r>
+        <w:rPr>
+          <w:lang w:val="es-419" w:eastAsia="es-CO"/>
+        </w:rPr>
+        <w:t>Determinar si pueden convertirse en clientes reales.</w:t>
+      </w:r>
+    </w:p>
+    <w:p>
+      <w:pPr>
+        <w:rPr>
+          <w:b/>
+          <w:bCs/>
+          <w:lang w:val="es-419" w:eastAsia="es-CO"/>
+        </w:rPr>
+      </w:pPr>
+      <w:r>
+        <w:rPr>
+          <w:b/>
+          <w:bCs/>
+          <w:lang w:val="es-419" w:eastAsia="es-CO"/>
+        </w:rPr>
         <w:t>Presentación</w:t>
       </w:r>
     </w:p>
@@ -8436,7 +8550,7 @@
       <w:pPr>
         <w:pStyle w:val="Ttulo2"/>
       </w:pPr>
-      <w:bookmarkStart w:id="23" w:name="_Toc203148253"/>
+      <w:bookmarkStart w:id="23" w:name="_Toc205563289"/>
       <w:r>
         <w:t>Ruta de venta</w:t>
       </w:r>
@@ -8452,27 +8566,33 @@
         <w:rPr>
           <w:lang w:val="es-419" w:eastAsia="es-CO"/>
         </w:rPr>
-        <w:t>En el contexto comercial, las rutas en el proceso de venta hacen referencia a los trayectos planificados que siguen los vendedores para contactar, atender y cerrar negocios con los clientes. Estas rutas pueden tener un enfoque geográfico (por zonas o territorios) o funcional (por etapas del proceso comercial), y buscan optimizar los recursos, reducir tiempos muertos y mejorar la cobertura del mercado (Kotler &amp; Keller, 2016).</w:t>
-      </w:r>
-    </w:p>
-    <w:p>
-      <w:pPr>
-        <w:rPr>
-          <w:lang w:val="es-419" w:eastAsia="es-CO"/>
-        </w:rPr>
-      </w:pPr>
-    </w:p>
-    <w:p>
-      <w:pPr>
-        <w:rPr>
-          <w:lang w:val="es-419" w:eastAsia="es-CO"/>
-        </w:rPr>
-      </w:pPr>
+        <w:t xml:space="preserve">En el contexto comercial, las rutas en el proceso de venta hacen referencia a los trayectos planificados que siguen los vendedores para contactar, atender y cerrar negocios con los clientes. Estas rutas pueden tener un enfoque geográfico (por zonas o territorios) o funcional (por etapas del proceso comercial), y buscan optimizar los </w:t>
+      </w:r>
       <w:r>
         <w:rPr>
           <w:lang w:val="es-419" w:eastAsia="es-CO"/>
         </w:rPr>
         <w:lastRenderedPageBreak/>
+        <w:t>recursos, reducir tiempos muertos y mejorar la cobertura del mercado (Kotler &amp; Keller, 2016).</w:t>
+      </w:r>
+    </w:p>
+    <w:p>
+      <w:pPr>
+        <w:rPr>
+          <w:lang w:val="es-419" w:eastAsia="es-CO"/>
+        </w:rPr>
+      </w:pPr>
+    </w:p>
+    <w:p>
+      <w:pPr>
+        <w:rPr>
+          <w:lang w:val="es-419" w:eastAsia="es-CO"/>
+        </w:rPr>
+      </w:pPr>
+      <w:r>
+        <w:rPr>
+          <w:lang w:val="es-419" w:eastAsia="es-CO"/>
+        </w:rPr>
         <w:t>El diseño adecuado de una ruta de ventas permite al equipo comercial estructurar su labor diaria de forma más eficiente, asegurando que se prioricen los clientes según su potencial de compra, frecuencia de visita o ubicación. En consecuencia, estas rutas se convierten en una herramienta clave para la planificación estratégica de la gestión comercial (Blythe, 2012).</w:t>
       </w:r>
     </w:p>
@@ -8559,7 +8679,14 @@
         <w:rPr>
           <w:lang w:val="es-419" w:eastAsia="es-CO"/>
         </w:rPr>
-        <w:t xml:space="preserve"> con el auge de las tecnologías de la información, muchos procesos de venta han migrado al entorno digital. En este caso, la ruta de venta se organiza a partir de interacciones virtuales, como correos electrónicos, mensajes por </w:t>
+        <w:t xml:space="preserve"> con el auge de las tecnologías de la información, muchos procesos de venta han migrado al entorno digital. En este caso, la ruta de venta se organiza a partir de interacciones virtuales, como correos </w:t>
+      </w:r>
+      <w:r>
+        <w:rPr>
+          <w:lang w:val="es-419" w:eastAsia="es-CO"/>
+        </w:rPr>
+        <w:lastRenderedPageBreak/>
+        <w:t xml:space="preserve">electrónicos, mensajes por </w:t>
       </w:r>
       <w:proofErr w:type="spellStart"/>
       <w:r>
@@ -8587,14 +8714,7 @@
         <w:rPr>
           <w:lang w:val="es-419" w:eastAsia="es-CO"/>
         </w:rPr>
-        <w:t xml:space="preserve">Esta modalidad es especialmente útil cuando los clientes están dispersos geográficamente o cuando el producto o servicio se puede ofrecer sin </w:t>
-      </w:r>
-      <w:r>
-        <w:rPr>
-          <w:lang w:val="es-419" w:eastAsia="es-CO"/>
-        </w:rPr>
-        <w:lastRenderedPageBreak/>
-        <w:t>presencia física. Además, permite realizar seguimiento y acompañamiento de manera más continua, incluso fuera del horario tradicional de oficina (Jobber &amp; Lancaster, 2015).</w:t>
+        <w:t>Esta modalidad es especialmente útil cuando los clientes están dispersos geográficamente o cuando el producto o servicio se puede ofrecer sin presencia física. Además, permite realizar seguimiento y acompañamiento de manera más continua, incluso fuera del horario tradicional de oficina (Jobber &amp; Lancaster, 2015).</w:t>
       </w:r>
     </w:p>
     <w:p>
@@ -8723,7 +8843,7 @@
                     <pic:cNvPicPr/>
                   </pic:nvPicPr>
                   <pic:blipFill>
-                    <a:blip r:embed="rId21"/>
+                    <a:blip r:embed="rId20"/>
                     <a:stretch>
                       <a:fillRect/>
                     </a:stretch>
@@ -8949,7 +9069,7 @@
       <w:pPr>
         <w:pStyle w:val="Ttulo2"/>
       </w:pPr>
-      <w:bookmarkStart w:id="24" w:name="_Toc203148254"/>
+      <w:bookmarkStart w:id="24" w:name="_Toc205563290"/>
       <w:r>
         <w:t>Ejemplo</w:t>
       </w:r>
@@ -10056,7 +10176,7 @@
       <w:pPr>
         <w:pStyle w:val="Titulosgenerales"/>
       </w:pPr>
-      <w:bookmarkStart w:id="25" w:name="_Toc203148255"/>
+      <w:bookmarkStart w:id="25" w:name="_Toc205563291"/>
       <w:r>
         <w:lastRenderedPageBreak/>
         <w:t>Síntesis</w:t>
@@ -10107,7 +10227,7 @@
                     <pic:cNvPicPr/>
                   </pic:nvPicPr>
                   <pic:blipFill>
-                    <a:blip r:embed="rId22"/>
+                    <a:blip r:embed="rId21"/>
                     <a:stretch>
                       <a:fillRect/>
                     </a:stretch>
@@ -10168,7 +10288,7 @@
       <w:pPr>
         <w:pStyle w:val="Titulosgenerales"/>
       </w:pPr>
-      <w:bookmarkStart w:id="26" w:name="_Toc203148256"/>
+      <w:bookmarkStart w:id="26" w:name="_Toc205563292"/>
       <w:r>
         <w:lastRenderedPageBreak/>
         <w:t>Glosario</w:t>
@@ -10718,6 +10838,14 @@
           <w:szCs w:val="28"/>
           <w:lang w:val="es-419"/>
         </w:rPr>
+        <w:t>i</w:t>
+      </w:r>
+      <w:r>
+        <w:rPr>
+          <w:rFonts w:ascii="Calibri" w:hAnsi="Calibri" w:cs="Calibri"/>
+          <w:szCs w:val="28"/>
+          <w:lang w:val="es-419"/>
+        </w:rPr>
         <w:t>dentificación de nuevos clientes potenciales.</w:t>
       </w:r>
     </w:p>
@@ -10865,7 +10993,7 @@
       <w:pPr>
         <w:pStyle w:val="Titulosgenerales"/>
       </w:pPr>
-      <w:bookmarkStart w:id="27" w:name="_Toc203148257"/>
+      <w:bookmarkStart w:id="27" w:name="_Toc205563293"/>
       <w:r>
         <w:lastRenderedPageBreak/>
         <w:t>Material complementario</w:t>
@@ -11048,6 +11176,16 @@
             <w:r>
               <w:rPr>
                 <w:rStyle w:val="nfasis"/>
+                <w:i w:val="0"/>
+                <w:iCs w:val="0"/>
+                <w:sz w:val="28"/>
+                <w:szCs w:val="28"/>
+              </w:rPr>
+              <w:t>s</w:t>
+            </w:r>
+            <w:r>
+              <w:rPr>
+                <w:rStyle w:val="nfasis"/>
                 <w:sz w:val="28"/>
                 <w:szCs w:val="28"/>
               </w:rPr>
@@ -11095,7 +11233,7 @@
                 <w:szCs w:val="28"/>
               </w:rPr>
             </w:pPr>
-            <w:hyperlink r:id="rId23" w:history="1">
+            <w:hyperlink r:id="rId22" w:history="1">
               <w:r>
                 <w:rPr>
                   <w:rStyle w:val="Hipervnculo"/>
@@ -11168,7 +11306,27 @@
                 <w:sz w:val="28"/>
                 <w:szCs w:val="28"/>
               </w:rPr>
-              <w:t xml:space="preserve">Estrategias de venta </w:t>
+              <w:t>Estrategias de venta</w:t>
+            </w:r>
+            <w:r>
+              <w:rPr>
+                <w:rStyle w:val="nfasis"/>
+                <w:i w:val="0"/>
+                <w:iCs w:val="0"/>
+                <w:sz w:val="28"/>
+                <w:szCs w:val="28"/>
+              </w:rPr>
+              <w:t>s</w:t>
+            </w:r>
+            <w:r>
+              <w:rPr>
+                <w:rStyle w:val="nfasis"/>
+                <w:i w:val="0"/>
+                <w:iCs w:val="0"/>
+                <w:sz w:val="28"/>
+                <w:szCs w:val="28"/>
+              </w:rPr>
+              <w:t xml:space="preserve"> </w:t>
             </w:r>
             <w:r>
               <w:rPr>
@@ -11212,7 +11370,7 @@
                 <w:szCs w:val="28"/>
               </w:rPr>
             </w:pPr>
-            <w:hyperlink r:id="rId24" w:history="1">
+            <w:hyperlink r:id="rId23" w:history="1">
               <w:r>
                 <w:rPr>
                   <w:rStyle w:val="Hipervnculo"/>
@@ -11260,7 +11418,7 @@
       <w:pPr>
         <w:pStyle w:val="Titulosgenerales"/>
       </w:pPr>
-      <w:bookmarkStart w:id="28" w:name="_Toc203148258"/>
+      <w:bookmarkStart w:id="28" w:name="_Toc205563294"/>
       <w:r>
         <w:lastRenderedPageBreak/>
         <w:t>Referencias bibliográficas</w:t>
@@ -11304,7 +11462,7 @@
           <w:lang w:val="en-US" w:eastAsia="es-CO"/>
         </w:rPr>
       </w:pPr>
-      <w:hyperlink r:id="rId25">
+      <w:hyperlink r:id="rId24">
         <w:r>
           <w:rPr>
             <w:rStyle w:val="Hipervnculo"/>
@@ -11333,7 +11491,7 @@
         </w:rPr>
         <w:t xml:space="preserve">McGraw-Hill. </w:t>
       </w:r>
-      <w:hyperlink r:id="rId26">
+      <w:hyperlink r:id="rId25">
         <w:r>
           <w:rPr>
             <w:rStyle w:val="Hipervnculo"/>
@@ -11364,7 +11522,7 @@
           <w:lang w:eastAsia="es-CO"/>
         </w:rPr>
       </w:pPr>
-      <w:hyperlink r:id="rId27">
+      <w:hyperlink r:id="rId26">
         <w:r>
           <w:rPr>
             <w:rStyle w:val="Hipervnculo"/>
@@ -11408,7 +11566,7 @@
           <w:lang w:val="en-US" w:eastAsia="es-CO"/>
         </w:rPr>
       </w:pPr>
-      <w:hyperlink r:id="rId28">
+      <w:hyperlink r:id="rId27">
         <w:r>
           <w:rPr>
             <w:rStyle w:val="Hipervnculo"/>
@@ -11459,7 +11617,7 @@
         </w:rPr>
         <w:t xml:space="preserve">, 64(1), 12–40. </w:t>
       </w:r>
-      <w:hyperlink r:id="rId29">
+      <w:hyperlink r:id="rId28">
         <w:r>
           <w:rPr>
             <w:rStyle w:val="Hipervnculo"/>
@@ -11505,7 +11663,7 @@
           <w:lang w:eastAsia="es-CO"/>
         </w:rPr>
       </w:pPr>
-      <w:hyperlink r:id="rId30">
+      <w:hyperlink r:id="rId29">
         <w:r>
           <w:rPr>
             <w:rStyle w:val="Hipervnculo"/>
@@ -11551,7 +11709,7 @@
           <w:lang w:val="en-US" w:eastAsia="es-CO"/>
         </w:rPr>
       </w:pPr>
-      <w:hyperlink r:id="rId31">
+      <w:hyperlink r:id="rId30">
         <w:r>
           <w:rPr>
             <w:rStyle w:val="Hipervnculo"/>
@@ -11573,7 +11731,7 @@
       <w:pPr>
         <w:pStyle w:val="Titulosgenerales"/>
       </w:pPr>
-      <w:bookmarkStart w:id="29" w:name="_Toc203148259"/>
+      <w:bookmarkStart w:id="29" w:name="_Toc205563295"/>
       <w:r>
         <w:lastRenderedPageBreak/>
         <w:t>Créditos</w:t>
@@ -12721,8 +12879,8 @@
       </w:pPr>
     </w:p>
     <w:sectPr>
-      <w:headerReference w:type="default" r:id="rId32"/>
-      <w:footerReference w:type="default" r:id="rId33"/>
+      <w:headerReference w:type="default" r:id="rId31"/>
+      <w:footerReference w:type="default" r:id="rId32"/>
       <w:pgSz w:w="12240" w:h="15840"/>
       <w:pgMar w:top="1701" w:right="1134" w:bottom="1134" w:left="1418" w:header="709" w:footer="737" w:gutter="0"/>
       <w:pgNumType w:start="1"/>
@@ -16205,6 +16363,119 @@
     </w:lvl>
   </w:abstractNum>
   <w:abstractNum w:abstractNumId="30" w15:restartNumberingAfterBreak="0">
+    <w:nsid w:val="4E752EB3"/>
+    <w:multiLevelType w:val="hybridMultilevel"/>
+    <w:tmpl w:val="993E4560"/>
+    <w:lvl w:ilvl="0" w:tplc="04090001">
+      <w:start w:val="1"/>
+      <w:numFmt w:val="bullet"/>
+      <w:lvlText w:val=""/>
+      <w:lvlJc w:val="left"/>
+      <w:pPr>
+        <w:ind w:left="1429" w:hanging="360"/>
+      </w:pPr>
+      <w:rPr>
+        <w:rFonts w:ascii="Symbol" w:hAnsi="Symbol" w:hint="default"/>
+      </w:rPr>
+    </w:lvl>
+    <w:lvl w:ilvl="1" w:tplc="080A0003" w:tentative="1">
+      <w:start w:val="1"/>
+      <w:numFmt w:val="bullet"/>
+      <w:lvlText w:val="o"/>
+      <w:lvlJc w:val="left"/>
+      <w:pPr>
+        <w:ind w:left="2149" w:hanging="360"/>
+      </w:pPr>
+      <w:rPr>
+        <w:rFonts w:ascii="Courier New" w:hAnsi="Courier New" w:cs="Courier New" w:hint="default"/>
+      </w:rPr>
+    </w:lvl>
+    <w:lvl w:ilvl="2" w:tplc="080A0005" w:tentative="1">
+      <w:start w:val="1"/>
+      <w:numFmt w:val="bullet"/>
+      <w:lvlText w:val=""/>
+      <w:lvlJc w:val="left"/>
+      <w:pPr>
+        <w:ind w:left="2869" w:hanging="360"/>
+      </w:pPr>
+      <w:rPr>
+        <w:rFonts w:ascii="Wingdings" w:hAnsi="Wingdings" w:hint="default"/>
+      </w:rPr>
+    </w:lvl>
+    <w:lvl w:ilvl="3" w:tplc="080A0001" w:tentative="1">
+      <w:start w:val="1"/>
+      <w:numFmt w:val="bullet"/>
+      <w:lvlText w:val=""/>
+      <w:lvlJc w:val="left"/>
+      <w:pPr>
+        <w:ind w:left="3589" w:hanging="360"/>
+      </w:pPr>
+      <w:rPr>
+        <w:rFonts w:ascii="Symbol" w:hAnsi="Symbol" w:hint="default"/>
+      </w:rPr>
+    </w:lvl>
+    <w:lvl w:ilvl="4" w:tplc="080A0003" w:tentative="1">
+      <w:start w:val="1"/>
+      <w:numFmt w:val="bullet"/>
+      <w:lvlText w:val="o"/>
+      <w:lvlJc w:val="left"/>
+      <w:pPr>
+        <w:ind w:left="4309" w:hanging="360"/>
+      </w:pPr>
+      <w:rPr>
+        <w:rFonts w:ascii="Courier New" w:hAnsi="Courier New" w:cs="Courier New" w:hint="default"/>
+      </w:rPr>
+    </w:lvl>
+    <w:lvl w:ilvl="5" w:tplc="080A0005" w:tentative="1">
+      <w:start w:val="1"/>
+      <w:numFmt w:val="bullet"/>
+      <w:lvlText w:val=""/>
+      <w:lvlJc w:val="left"/>
+      <w:pPr>
+        <w:ind w:left="5029" w:hanging="360"/>
+      </w:pPr>
+      <w:rPr>
+        <w:rFonts w:ascii="Wingdings" w:hAnsi="Wingdings" w:hint="default"/>
+      </w:rPr>
+    </w:lvl>
+    <w:lvl w:ilvl="6" w:tplc="080A0001" w:tentative="1">
+      <w:start w:val="1"/>
+      <w:numFmt w:val="bullet"/>
+      <w:lvlText w:val=""/>
+      <w:lvlJc w:val="left"/>
+      <w:pPr>
+        <w:ind w:left="5749" w:hanging="360"/>
+      </w:pPr>
+      <w:rPr>
+        <w:rFonts w:ascii="Symbol" w:hAnsi="Symbol" w:hint="default"/>
+      </w:rPr>
+    </w:lvl>
+    <w:lvl w:ilvl="7" w:tplc="080A0003" w:tentative="1">
+      <w:start w:val="1"/>
+      <w:numFmt w:val="bullet"/>
+      <w:lvlText w:val="o"/>
+      <w:lvlJc w:val="left"/>
+      <w:pPr>
+        <w:ind w:left="6469" w:hanging="360"/>
+      </w:pPr>
+      <w:rPr>
+        <w:rFonts w:ascii="Courier New" w:hAnsi="Courier New" w:cs="Courier New" w:hint="default"/>
+      </w:rPr>
+    </w:lvl>
+    <w:lvl w:ilvl="8" w:tplc="080A0005" w:tentative="1">
+      <w:start w:val="1"/>
+      <w:numFmt w:val="bullet"/>
+      <w:lvlText w:val=""/>
+      <w:lvlJc w:val="left"/>
+      <w:pPr>
+        <w:ind w:left="7189" w:hanging="360"/>
+      </w:pPr>
+      <w:rPr>
+        <w:rFonts w:ascii="Wingdings" w:hAnsi="Wingdings" w:hint="default"/>
+      </w:rPr>
+    </w:lvl>
+  </w:abstractNum>
+  <w:abstractNum w:abstractNumId="31" w15:restartNumberingAfterBreak="0">
     <w:nsid w:val="4EBE1EF6"/>
     <w:multiLevelType w:val="hybridMultilevel"/>
     <w:tmpl w:val="F6A60586"/>
@@ -16297,7 +16568,7 @@
       </w:pPr>
     </w:lvl>
   </w:abstractNum>
-  <w:abstractNum w:abstractNumId="31" w15:restartNumberingAfterBreak="0">
+  <w:abstractNum w:abstractNumId="32" w15:restartNumberingAfterBreak="0">
     <w:nsid w:val="516B3787"/>
     <w:multiLevelType w:val="hybridMultilevel"/>
     <w:tmpl w:val="D1B49B9E"/>
@@ -16410,7 +16681,7 @@
       </w:rPr>
     </w:lvl>
   </w:abstractNum>
-  <w:abstractNum w:abstractNumId="32" w15:restartNumberingAfterBreak="0">
+  <w:abstractNum w:abstractNumId="33" w15:restartNumberingAfterBreak="0">
     <w:nsid w:val="521949CA"/>
     <w:multiLevelType w:val="hybridMultilevel"/>
     <w:tmpl w:val="293E9E82"/>
@@ -16523,7 +16794,7 @@
       </w:rPr>
     </w:lvl>
   </w:abstractNum>
-  <w:abstractNum w:abstractNumId="33" w15:restartNumberingAfterBreak="0">
+  <w:abstractNum w:abstractNumId="34" w15:restartNumberingAfterBreak="0">
     <w:nsid w:val="52F36F25"/>
     <w:multiLevelType w:val="hybridMultilevel"/>
     <w:tmpl w:val="807A33F8"/>
@@ -16636,7 +16907,7 @@
       </w:rPr>
     </w:lvl>
   </w:abstractNum>
-  <w:abstractNum w:abstractNumId="34" w15:restartNumberingAfterBreak="0">
+  <w:abstractNum w:abstractNumId="35" w15:restartNumberingAfterBreak="0">
     <w:nsid w:val="58E34AA1"/>
     <w:multiLevelType w:val="hybridMultilevel"/>
     <w:tmpl w:val="AC526892"/>
@@ -16749,7 +17020,7 @@
       </w:rPr>
     </w:lvl>
   </w:abstractNum>
-  <w:abstractNum w:abstractNumId="35" w15:restartNumberingAfterBreak="0">
+  <w:abstractNum w:abstractNumId="36" w15:restartNumberingAfterBreak="0">
     <w:nsid w:val="5AA53A3E"/>
     <w:multiLevelType w:val="hybridMultilevel"/>
     <w:tmpl w:val="33FEDDA4"/>
@@ -16835,7 +17106,7 @@
       </w:pPr>
     </w:lvl>
   </w:abstractNum>
-  <w:abstractNum w:abstractNumId="36" w15:restartNumberingAfterBreak="0">
+  <w:abstractNum w:abstractNumId="37" w15:restartNumberingAfterBreak="0">
     <w:nsid w:val="5B2677E6"/>
     <w:multiLevelType w:val="hybridMultilevel"/>
     <w:tmpl w:val="81E0112E"/>
@@ -16948,7 +17219,7 @@
       </w:rPr>
     </w:lvl>
   </w:abstractNum>
-  <w:abstractNum w:abstractNumId="37" w15:restartNumberingAfterBreak="0">
+  <w:abstractNum w:abstractNumId="38" w15:restartNumberingAfterBreak="0">
     <w:nsid w:val="5D0563F9"/>
     <w:multiLevelType w:val="hybridMultilevel"/>
     <w:tmpl w:val="3A66E0CA"/>
@@ -17061,7 +17332,7 @@
       </w:rPr>
     </w:lvl>
   </w:abstractNum>
-  <w:abstractNum w:abstractNumId="38" w15:restartNumberingAfterBreak="0">
+  <w:abstractNum w:abstractNumId="39" w15:restartNumberingAfterBreak="0">
     <w:nsid w:val="65A07A2D"/>
     <w:multiLevelType w:val="hybridMultilevel"/>
     <w:tmpl w:val="AC6AE056"/>
@@ -17174,7 +17445,7 @@
       </w:rPr>
     </w:lvl>
   </w:abstractNum>
-  <w:abstractNum w:abstractNumId="39" w15:restartNumberingAfterBreak="0">
+  <w:abstractNum w:abstractNumId="40" w15:restartNumberingAfterBreak="0">
     <w:nsid w:val="677E0A80"/>
     <w:multiLevelType w:val="hybridMultilevel"/>
     <w:tmpl w:val="774C16CC"/>
@@ -17287,7 +17558,7 @@
       </w:rPr>
     </w:lvl>
   </w:abstractNum>
-  <w:abstractNum w:abstractNumId="40" w15:restartNumberingAfterBreak="0">
+  <w:abstractNum w:abstractNumId="41" w15:restartNumberingAfterBreak="0">
     <w:nsid w:val="68D86F40"/>
     <w:multiLevelType w:val="hybridMultilevel"/>
     <w:tmpl w:val="83967EBC"/>
@@ -17400,7 +17671,7 @@
       </w:rPr>
     </w:lvl>
   </w:abstractNum>
-  <w:abstractNum w:abstractNumId="41" w15:restartNumberingAfterBreak="0">
+  <w:abstractNum w:abstractNumId="42" w15:restartNumberingAfterBreak="0">
     <w:nsid w:val="6B5D2BFF"/>
     <w:multiLevelType w:val="hybridMultilevel"/>
     <w:tmpl w:val="565C8D36"/>
@@ -17513,7 +17784,7 @@
       </w:rPr>
     </w:lvl>
   </w:abstractNum>
-  <w:abstractNum w:abstractNumId="42" w15:restartNumberingAfterBreak="0">
+  <w:abstractNum w:abstractNumId="43" w15:restartNumberingAfterBreak="0">
     <w:nsid w:val="6E1A2ADB"/>
     <w:multiLevelType w:val="hybridMultilevel"/>
     <w:tmpl w:val="97DC59C8"/>
@@ -17626,7 +17897,7 @@
       </w:rPr>
     </w:lvl>
   </w:abstractNum>
-  <w:abstractNum w:abstractNumId="43" w15:restartNumberingAfterBreak="0">
+  <w:abstractNum w:abstractNumId="44" w15:restartNumberingAfterBreak="0">
     <w:nsid w:val="7BE01D1A"/>
     <w:multiLevelType w:val="hybridMultilevel"/>
     <w:tmpl w:val="601A4F78"/>
@@ -17746,7 +18017,7 @@
     <w:abstractNumId w:val="16"/>
   </w:num>
   <w:num w:numId="3" w16cid:durableId="388261073">
-    <w:abstractNumId w:val="30"/>
+    <w:abstractNumId w:val="31"/>
   </w:num>
   <w:num w:numId="4" w16cid:durableId="1099329555">
     <w:abstractNumId w:val="23"/>
@@ -17755,7 +18026,7 @@
     <w:abstractNumId w:val="15"/>
   </w:num>
   <w:num w:numId="6" w16cid:durableId="1629165223">
-    <w:abstractNumId w:val="38"/>
+    <w:abstractNumId w:val="39"/>
   </w:num>
   <w:num w:numId="7" w16cid:durableId="289826929">
     <w:abstractNumId w:val="5"/>
@@ -17788,22 +18059,22 @@
     <w:abstractNumId w:val="27"/>
   </w:num>
   <w:num w:numId="17" w16cid:durableId="1913150599">
-    <w:abstractNumId w:val="33"/>
+    <w:abstractNumId w:val="34"/>
   </w:num>
   <w:num w:numId="18" w16cid:durableId="1148397868">
     <w:abstractNumId w:val="2"/>
   </w:num>
   <w:num w:numId="19" w16cid:durableId="608974480">
-    <w:abstractNumId w:val="34"/>
+    <w:abstractNumId w:val="35"/>
   </w:num>
   <w:num w:numId="20" w16cid:durableId="316343748">
     <w:abstractNumId w:val="11"/>
   </w:num>
   <w:num w:numId="21" w16cid:durableId="1182549618">
-    <w:abstractNumId w:val="35"/>
+    <w:abstractNumId w:val="36"/>
   </w:num>
   <w:num w:numId="22" w16cid:durableId="951786811">
-    <w:abstractNumId w:val="40"/>
+    <w:abstractNumId w:val="41"/>
   </w:num>
   <w:num w:numId="23" w16cid:durableId="1145732605">
     <w:abstractNumId w:val="29"/>
@@ -17815,16 +18086,16 @@
     <w:abstractNumId w:val="14"/>
   </w:num>
   <w:num w:numId="26" w16cid:durableId="789203443">
-    <w:abstractNumId w:val="37"/>
+    <w:abstractNumId w:val="38"/>
   </w:num>
   <w:num w:numId="27" w16cid:durableId="1424760352">
     <w:abstractNumId w:val="3"/>
   </w:num>
   <w:num w:numId="28" w16cid:durableId="2025132804">
-    <w:abstractNumId w:val="32"/>
+    <w:abstractNumId w:val="33"/>
   </w:num>
   <w:num w:numId="29" w16cid:durableId="1032655575">
-    <w:abstractNumId w:val="42"/>
+    <w:abstractNumId w:val="43"/>
   </w:num>
   <w:num w:numId="30" w16cid:durableId="1153761374">
     <w:abstractNumId w:val="21"/>
@@ -17836,16 +18107,16 @@
     <w:abstractNumId w:val="28"/>
   </w:num>
   <w:num w:numId="33" w16cid:durableId="1116482498">
-    <w:abstractNumId w:val="39"/>
+    <w:abstractNumId w:val="40"/>
   </w:num>
   <w:num w:numId="34" w16cid:durableId="1703092378">
-    <w:abstractNumId w:val="36"/>
+    <w:abstractNumId w:val="37"/>
   </w:num>
   <w:num w:numId="35" w16cid:durableId="4284200">
-    <w:abstractNumId w:val="31"/>
+    <w:abstractNumId w:val="32"/>
   </w:num>
   <w:num w:numId="36" w16cid:durableId="1876187808">
-    <w:abstractNumId w:val="43"/>
+    <w:abstractNumId w:val="44"/>
   </w:num>
   <w:num w:numId="37" w16cid:durableId="1124495828">
     <w:abstractNumId w:val="7"/>
@@ -17860,7 +18131,7 @@
     <w:abstractNumId w:val="1"/>
   </w:num>
   <w:num w:numId="41" w16cid:durableId="535705148">
-    <w:abstractNumId w:val="41"/>
+    <w:abstractNumId w:val="42"/>
   </w:num>
   <w:num w:numId="42" w16cid:durableId="851651579">
     <w:abstractNumId w:val="10"/>
@@ -17870,6 +18141,9 @@
   </w:num>
   <w:num w:numId="44" w16cid:durableId="856191104">
     <w:abstractNumId w:val="25"/>
+  </w:num>
+  <w:num w:numId="45" w16cid:durableId="561603202">
+    <w:abstractNumId w:val="30"/>
   </w:num>
   <w:numIdMacAtCleanup w:val="28"/>
 </w:numbering>
@@ -19649,6 +19923,15 @@
 </file>
 
 <file path=customXml/item1.xml><?xml version="1.0" encoding="utf-8"?>
+<?mso-contentType ?>
+<FormTemplates xmlns="http://schemas.microsoft.com/sharepoint/v3/contenttype/forms">
+  <Display>DocumentLibraryForm</Display>
+  <Edit>DocumentLibraryForm</Edit>
+  <New>DocumentLibraryForm</New>
+</FormTemplates>
+</file>
+
+<file path=customXml/item2.xml><?xml version="1.0" encoding="utf-8"?>
 <ct:contentTypeSchema xmlns:ct="http://schemas.microsoft.com/office/2006/metadata/contentType" xmlns:ma="http://schemas.microsoft.com/office/2006/metadata/properties/metaAttributes" ct:_="" ma:_="" ma:contentTypeName="Documento" ma:contentTypeID="0x01010049282E1EDBE9234EA9E6D38F720E265F" ma:contentTypeVersion="15" ma:contentTypeDescription="Crear nuevo documento." ma:contentTypeScope="" ma:versionID="b31c7aa9eaf043a08b87120b3c4916e3">
   <xsd:schema xmlns:xsd="http://www.w3.org/2001/XMLSchema" xmlns:xs="http://www.w3.org/2001/XMLSchema" xmlns:p="http://schemas.microsoft.com/office/2006/metadata/properties" xmlns:ns2="cb45339b-ced9-4d0d-8f64-77573914d53b" xmlns:ns3="43a3ca16-9c26-4813-b83f-4aec9927b43f" targetNamespace="http://schemas.microsoft.com/office/2006/metadata/properties" ma:root="true" ma:fieldsID="3533d065b04d75c457075bc55f1f5315" ns2:_="" ns3:_="">
     <xsd:import namespace="cb45339b-ced9-4d0d-8f64-77573914d53b"/>
@@ -19883,20 +20166,7 @@
 </ct:contentTypeSchema>
 </file>
 
-<file path=customXml/item2.xml><?xml version="1.0" encoding="utf-8"?>
-<?mso-contentType ?>
-<FormTemplates xmlns="http://schemas.microsoft.com/sharepoint/v3/contenttype/forms">
-  <Display>DocumentLibraryForm</Display>
-  <Edit>DocumentLibraryForm</Edit>
-  <New>DocumentLibraryForm</New>
-</FormTemplates>
-</file>
-
 <file path=customXml/item3.xml><?xml version="1.0" encoding="utf-8"?>
-<b:Sources xmlns:b="http://schemas.openxmlformats.org/officeDocument/2006/bibliography" xmlns="http://schemas.openxmlformats.org/officeDocument/2006/bibliography" SelectedStyle="\APASixthEditionOfficeOnline.xsl" StyleName="APA" Version="6"/>
-</file>
-
-<file path=customXml/item4.xml><?xml version="1.0" encoding="utf-8"?>
 <p:properties xmlns:p="http://schemas.microsoft.com/office/2006/metadata/properties" xmlns:xsi="http://www.w3.org/2001/XMLSchema-instance" xmlns:pc="http://schemas.microsoft.com/office/infopath/2007/PartnerControls">
   <documentManagement>
     <TaxCatchAll xmlns="cb45339b-ced9-4d0d-8f64-77573914d53b" xsi:nil="true"/>
@@ -19907,7 +20177,19 @@
 </p:properties>
 </file>
 
+<file path=customXml/item4.xml><?xml version="1.0" encoding="utf-8"?>
+<b:Sources xmlns:b="http://schemas.openxmlformats.org/officeDocument/2006/bibliography" xmlns="http://schemas.openxmlformats.org/officeDocument/2006/bibliography" SelectedStyle="\APASixthEditionOfficeOnline.xsl" StyleName="APA" Version="6"/>
+</file>
+
 <file path=customXml/itemProps1.xml><?xml version="1.0" encoding="utf-8"?>
+<ds:datastoreItem xmlns:ds="http://schemas.openxmlformats.org/officeDocument/2006/customXml" ds:itemID="{81CBDEC1-3B00-44ED-AD36-0268077980BA}">
+  <ds:schemaRefs>
+    <ds:schemaRef ds:uri="http://schemas.microsoft.com/sharepoint/v3/contenttype/forms"/>
+  </ds:schemaRefs>
+</ds:datastoreItem>
+</file>
+
+<file path=customXml/itemProps2.xml><?xml version="1.0" encoding="utf-8"?>
 <ds:datastoreItem xmlns:ds="http://schemas.openxmlformats.org/officeDocument/2006/customXml" ds:itemID="{DF43E046-DB0C-42D1-8C73-AE38B52F1ED7}">
   <ds:schemaRefs>
     <ds:schemaRef ds:uri="http://schemas.microsoft.com/office/2006/metadata/contentType"/>
@@ -19926,23 +20208,7 @@
 </ds:datastoreItem>
 </file>
 
-<file path=customXml/itemProps2.xml><?xml version="1.0" encoding="utf-8"?>
-<ds:datastoreItem xmlns:ds="http://schemas.openxmlformats.org/officeDocument/2006/customXml" ds:itemID="{81CBDEC1-3B00-44ED-AD36-0268077980BA}">
-  <ds:schemaRefs>
-    <ds:schemaRef ds:uri="http://schemas.microsoft.com/sharepoint/v3/contenttype/forms"/>
-  </ds:schemaRefs>
-</ds:datastoreItem>
-</file>
-
 <file path=customXml/itemProps3.xml><?xml version="1.0" encoding="utf-8"?>
-<ds:datastoreItem xmlns:ds="http://schemas.openxmlformats.org/officeDocument/2006/customXml" ds:itemID="{E8AB44A3-7C62-4BD2-82ED-8ABC209970FA}">
-  <ds:schemaRefs>
-    <ds:schemaRef ds:uri="http://schemas.openxmlformats.org/officeDocument/2006/bibliography"/>
-  </ds:schemaRefs>
-</ds:datastoreItem>
-</file>
-
-<file path=customXml/itemProps4.xml><?xml version="1.0" encoding="utf-8"?>
 <ds:datastoreItem xmlns:ds="http://schemas.openxmlformats.org/officeDocument/2006/customXml" ds:itemID="{6929C9FE-9F22-4B98-96EF-1B541B3BD0B2}">
   <ds:schemaRefs>
     <ds:schemaRef ds:uri="http://schemas.microsoft.com/office/2006/metadata/properties"/>
@@ -19951,4 +20217,12 @@
     <ds:schemaRef ds:uri="43a3ca16-9c26-4813-b83f-4aec9927b43f"/>
   </ds:schemaRefs>
 </ds:datastoreItem>
+</file>
+
+<file path=customXml/itemProps4.xml><?xml version="1.0" encoding="utf-8"?>
+<ds:datastoreItem xmlns:ds="http://schemas.openxmlformats.org/officeDocument/2006/customXml" ds:itemID="{E8AB44A3-7C62-4BD2-82ED-8ABC209970FA}">
+  <ds:schemaRefs>
+    <ds:schemaRef ds:uri="http://schemas.openxmlformats.org/officeDocument/2006/bibliography"/>
+  </ds:schemaRefs>
+</ds:datastoreItem>
 </file>
--- a/fuentes/CF02_63110190_DU.docx
+++ b/fuentes/CF02_63110190_DU.docx
@@ -210,7 +210,7 @@
               </wp:anchor>
             </w:drawing>
           </mc:Choice>
-          <mc:Fallback xmlns:a14="http://schemas.microsoft.com/office/drawing/2010/main" xmlns:pic="http://schemas.openxmlformats.org/drawingml/2006/picture" xmlns:adec="http://schemas.microsoft.com/office/drawing/2017/decorative" xmlns:a="http://schemas.openxmlformats.org/drawingml/2006/main">
+          <mc:Fallback xmlns:a="http://schemas.openxmlformats.org/drawingml/2006/main" xmlns:adec="http://schemas.microsoft.com/office/drawing/2017/decorative" xmlns:pic="http://schemas.openxmlformats.org/drawingml/2006/picture" xmlns:a14="http://schemas.microsoft.com/office/drawing/2010/main">
             <w:pict w14:anchorId="75509E97">
               <v:rect id="Rectángulo 3" style="position:absolute;margin-left:-55.7pt;margin-top:26.5pt;width:613.85pt;height:204pt;z-index:-251655168;visibility:visible;mso-wrap-style:square;mso-height-percent:0;mso-wrap-distance-left:9pt;mso-wrap-distance-top:0;mso-wrap-distance-right:9pt;mso-wrap-distance-bottom:0;mso-position-horizontal:absolute;mso-position-horizontal-relative:text;mso-position-vertical:absolute;mso-position-vertical-relative:text;mso-height-percent:0;mso-height-relative:margin;v-text-anchor:middle" alt="&quot;&quot;" o:spid="_x0000_s1026" fillcolor="#00314d" stroked="f" strokeweight="1pt" w14:anchorId="04BF2410" o:gfxdata="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"/>
             </w:pict>
@@ -4755,19 +4755,7 @@
         <w:rPr>
           <w:lang w:val="es-419" w:eastAsia="es-CO"/>
         </w:rPr>
-        <w:t>Los momentos de verdad son aquellos puntos de contacto entre el cliente y la empresa donde se define la percepción que el cliente tiene de la marca o servicio. Estos momentos son clave</w:t>
-      </w:r>
-      <w:r>
-        <w:rPr>
-          <w:lang w:val="es-419" w:eastAsia="es-CO"/>
-        </w:rPr>
-        <w:t>s</w:t>
-      </w:r>
-      <w:r>
-        <w:rPr>
-          <w:lang w:val="es-419" w:eastAsia="es-CO"/>
-        </w:rPr>
-        <w:t xml:space="preserve"> para la construcción de la relación con el cliente y pueden ser tanto positivos como negativos, dependiendo de cómo se manejen</w:t>
+        <w:t>Los momentos de verdad son aquellos puntos de contacto entre el cliente y la empresa donde se define la percepción que el cliente tiene de la marca o servicio. Estos momentos son clave para la construcción de la relación con el cliente y pueden ser tanto positivos como negativos, dependiendo de cómo se manejen</w:t>
       </w:r>
       <w:r>
         <w:rPr>
@@ -7361,25 +7349,15 @@
         </w:rPr>
         <w:t xml:space="preserve">: </w:t>
       </w:r>
-      <w:r>
-        <w:fldChar w:fldCharType="begin"/>
-      </w:r>
-      <w:r>
-        <w:instrText>HYPERLINK "https://www.youtube.com/watch?v=O_uQYV8rZ3k"</w:instrText>
-      </w:r>
-      <w:r>
-        <w:fldChar w:fldCharType="separate"/>
-      </w:r>
-      <w:r>
-        <w:rPr>
-          <w:rStyle w:val="Hipervnculo"/>
-          <w:lang w:val="es-419" w:eastAsia="es-CO"/>
-        </w:rPr>
-        <w:t>https://www.youtube.com/watch?v=O_uQYV8rZ3k</w:t>
-      </w:r>
-      <w:r>
-        <w:fldChar w:fldCharType="end"/>
-      </w:r>
+      <w:hyperlink r:id="rId18" w:history="1">
+        <w:r>
+          <w:rPr>
+            <w:rStyle w:val="Hipervnculo"/>
+            <w:lang w:val="es-419" w:eastAsia="es-CO"/>
+          </w:rPr>
+          <w:t>https://www.youtube.com/watch?v=O_uQYV8rZ3k</w:t>
+        </w:r>
+      </w:hyperlink>
     </w:p>
     <w:p>
       <w:pPr>
@@ -7695,7 +7673,7 @@
                     <pic:cNvPicPr/>
                   </pic:nvPicPr>
                   <pic:blipFill>
-                    <a:blip r:embed="rId18"/>
+                    <a:blip r:embed="rId19"/>
                     <a:stretch>
                       <a:fillRect/>
                     </a:stretch>
@@ -8195,7 +8173,7 @@
                     <pic:cNvPicPr/>
                   </pic:nvPicPr>
                   <pic:blipFill>
-                    <a:blip r:embed="rId19"/>
+                    <a:blip r:embed="rId20"/>
                     <a:stretch>
                       <a:fillRect/>
                     </a:stretch>
@@ -8843,7 +8821,7 @@
                     <pic:cNvPicPr/>
                   </pic:nvPicPr>
                   <pic:blipFill>
-                    <a:blip r:embed="rId20"/>
+                    <a:blip r:embed="rId21"/>
                     <a:stretch>
                       <a:fillRect/>
                     </a:stretch>
@@ -10227,7 +10205,7 @@
                     <pic:cNvPicPr/>
                   </pic:nvPicPr>
                   <pic:blipFill>
-                    <a:blip r:embed="rId21"/>
+                    <a:blip r:embed="rId22"/>
                     <a:stretch>
                       <a:fillRect/>
                     </a:stretch>
@@ -11233,7 +11211,7 @@
                 <w:szCs w:val="28"/>
               </w:rPr>
             </w:pPr>
-            <w:hyperlink r:id="rId22" w:history="1">
+            <w:hyperlink r:id="rId23" w:history="1">
               <w:r>
                 <w:rPr>
                   <w:rStyle w:val="Hipervnculo"/>
@@ -11370,7 +11348,7 @@
                 <w:szCs w:val="28"/>
               </w:rPr>
             </w:pPr>
-            <w:hyperlink r:id="rId23" w:history="1">
+            <w:hyperlink r:id="rId24" w:history="1">
               <w:r>
                 <w:rPr>
                   <w:rStyle w:val="Hipervnculo"/>
@@ -11462,7 +11440,7 @@
           <w:lang w:val="en-US" w:eastAsia="es-CO"/>
         </w:rPr>
       </w:pPr>
-      <w:hyperlink r:id="rId24">
+      <w:hyperlink r:id="rId25">
         <w:r>
           <w:rPr>
             <w:rStyle w:val="Hipervnculo"/>
@@ -11491,7 +11469,7 @@
         </w:rPr>
         <w:t xml:space="preserve">McGraw-Hill. </w:t>
       </w:r>
-      <w:hyperlink r:id="rId25">
+      <w:hyperlink r:id="rId26">
         <w:r>
           <w:rPr>
             <w:rStyle w:val="Hipervnculo"/>
@@ -11522,7 +11500,7 @@
           <w:lang w:eastAsia="es-CO"/>
         </w:rPr>
       </w:pPr>
-      <w:hyperlink r:id="rId26">
+      <w:hyperlink r:id="rId27">
         <w:r>
           <w:rPr>
             <w:rStyle w:val="Hipervnculo"/>
@@ -11566,7 +11544,7 @@
           <w:lang w:val="en-US" w:eastAsia="es-CO"/>
         </w:rPr>
       </w:pPr>
-      <w:hyperlink r:id="rId27">
+      <w:hyperlink r:id="rId28">
         <w:r>
           <w:rPr>
             <w:rStyle w:val="Hipervnculo"/>
@@ -11617,7 +11595,7 @@
         </w:rPr>
         <w:t xml:space="preserve">, 64(1), 12–40. </w:t>
       </w:r>
-      <w:hyperlink r:id="rId28">
+      <w:hyperlink r:id="rId29">
         <w:r>
           <w:rPr>
             <w:rStyle w:val="Hipervnculo"/>
@@ -11663,7 +11641,7 @@
           <w:lang w:eastAsia="es-CO"/>
         </w:rPr>
       </w:pPr>
-      <w:hyperlink r:id="rId29">
+      <w:hyperlink r:id="rId30">
         <w:r>
           <w:rPr>
             <w:rStyle w:val="Hipervnculo"/>
@@ -11709,7 +11687,7 @@
           <w:lang w:val="en-US" w:eastAsia="es-CO"/>
         </w:rPr>
       </w:pPr>
-      <w:hyperlink r:id="rId30">
+      <w:hyperlink r:id="rId31">
         <w:r>
           <w:rPr>
             <w:rStyle w:val="Hipervnculo"/>
@@ -12879,8 +12857,8 @@
       </w:pPr>
     </w:p>
     <w:sectPr>
-      <w:headerReference w:type="default" r:id="rId31"/>
-      <w:footerReference w:type="default" r:id="rId32"/>
+      <w:headerReference w:type="default" r:id="rId32"/>
+      <w:footerReference w:type="default" r:id="rId33"/>
       <w:pgSz w:w="12240" w:h="15840"/>
       <w:pgMar w:top="1701" w:right="1134" w:bottom="1134" w:left="1418" w:header="709" w:footer="737" w:gutter="0"/>
       <w:pgNumType w:start="1"/>
@@ -19932,6 +19910,21 @@
 </file>
 
 <file path=customXml/item2.xml><?xml version="1.0" encoding="utf-8"?>
+<b:Sources xmlns:b="http://schemas.openxmlformats.org/officeDocument/2006/bibliography" xmlns="http://schemas.openxmlformats.org/officeDocument/2006/bibliography" SelectedStyle="\APASixthEditionOfficeOnline.xsl" StyleName="APA" Version="6"/>
+</file>
+
+<file path=customXml/item3.xml><?xml version="1.0" encoding="utf-8"?>
+<p:properties xmlns:p="http://schemas.microsoft.com/office/2006/metadata/properties" xmlns:xsi="http://www.w3.org/2001/XMLSchema-instance" xmlns:pc="http://schemas.microsoft.com/office/infopath/2007/PartnerControls">
+  <documentManagement>
+    <TaxCatchAll xmlns="cb45339b-ced9-4d0d-8f64-77573914d53b" xsi:nil="true"/>
+    <lcf76f155ced4ddcb4097134ff3c332f xmlns="43a3ca16-9c26-4813-b83f-4aec9927b43f">
+      <Terms xmlns="http://schemas.microsoft.com/office/infopath/2007/PartnerControls"/>
+    </lcf76f155ced4ddcb4097134ff3c332f>
+  </documentManagement>
+</p:properties>
+</file>
+
+<file path=customXml/item4.xml><?xml version="1.0" encoding="utf-8"?>
 <ct:contentTypeSchema xmlns:ct="http://schemas.microsoft.com/office/2006/metadata/contentType" xmlns:ma="http://schemas.microsoft.com/office/2006/metadata/properties/metaAttributes" ct:_="" ma:_="" ma:contentTypeName="Documento" ma:contentTypeID="0x01010049282E1EDBE9234EA9E6D38F720E265F" ma:contentTypeVersion="15" ma:contentTypeDescription="Crear nuevo documento." ma:contentTypeScope="" ma:versionID="b31c7aa9eaf043a08b87120b3c4916e3">
   <xsd:schema xmlns:xsd="http://www.w3.org/2001/XMLSchema" xmlns:xs="http://www.w3.org/2001/XMLSchema" xmlns:p="http://schemas.microsoft.com/office/2006/metadata/properties" xmlns:ns2="cb45339b-ced9-4d0d-8f64-77573914d53b" xmlns:ns3="43a3ca16-9c26-4813-b83f-4aec9927b43f" targetNamespace="http://schemas.microsoft.com/office/2006/metadata/properties" ma:root="true" ma:fieldsID="3533d065b04d75c457075bc55f1f5315" ns2:_="" ns3:_="">
     <xsd:import namespace="cb45339b-ced9-4d0d-8f64-77573914d53b"/>
@@ -20166,21 +20159,6 @@
 </ct:contentTypeSchema>
 </file>
 
-<file path=customXml/item3.xml><?xml version="1.0" encoding="utf-8"?>
-<p:properties xmlns:p="http://schemas.microsoft.com/office/2006/metadata/properties" xmlns:xsi="http://www.w3.org/2001/XMLSchema-instance" xmlns:pc="http://schemas.microsoft.com/office/infopath/2007/PartnerControls">
-  <documentManagement>
-    <TaxCatchAll xmlns="cb45339b-ced9-4d0d-8f64-77573914d53b" xsi:nil="true"/>
-    <lcf76f155ced4ddcb4097134ff3c332f xmlns="43a3ca16-9c26-4813-b83f-4aec9927b43f">
-      <Terms xmlns="http://schemas.microsoft.com/office/infopath/2007/PartnerControls"/>
-    </lcf76f155ced4ddcb4097134ff3c332f>
-  </documentManagement>
-</p:properties>
-</file>
-
-<file path=customXml/item4.xml><?xml version="1.0" encoding="utf-8"?>
-<b:Sources xmlns:b="http://schemas.openxmlformats.org/officeDocument/2006/bibliography" xmlns="http://schemas.openxmlformats.org/officeDocument/2006/bibliography" SelectedStyle="\APASixthEditionOfficeOnline.xsl" StyleName="APA" Version="6"/>
-</file>
-
 <file path=customXml/itemProps1.xml><?xml version="1.0" encoding="utf-8"?>
 <ds:datastoreItem xmlns:ds="http://schemas.openxmlformats.org/officeDocument/2006/customXml" ds:itemID="{81CBDEC1-3B00-44ED-AD36-0268077980BA}">
   <ds:schemaRefs>
@@ -20190,6 +20168,25 @@
 </file>
 
 <file path=customXml/itemProps2.xml><?xml version="1.0" encoding="utf-8"?>
+<ds:datastoreItem xmlns:ds="http://schemas.openxmlformats.org/officeDocument/2006/customXml" ds:itemID="{E8AB44A3-7C62-4BD2-82ED-8ABC209970FA}">
+  <ds:schemaRefs>
+    <ds:schemaRef ds:uri="http://schemas.openxmlformats.org/officeDocument/2006/bibliography"/>
+  </ds:schemaRefs>
+</ds:datastoreItem>
+</file>
+
+<file path=customXml/itemProps3.xml><?xml version="1.0" encoding="utf-8"?>
+<ds:datastoreItem xmlns:ds="http://schemas.openxmlformats.org/officeDocument/2006/customXml" ds:itemID="{6929C9FE-9F22-4B98-96EF-1B541B3BD0B2}">
+  <ds:schemaRefs>
+    <ds:schemaRef ds:uri="http://schemas.microsoft.com/office/2006/metadata/properties"/>
+    <ds:schemaRef ds:uri="http://schemas.microsoft.com/office/infopath/2007/PartnerControls"/>
+    <ds:schemaRef ds:uri="cb45339b-ced9-4d0d-8f64-77573914d53b"/>
+    <ds:schemaRef ds:uri="43a3ca16-9c26-4813-b83f-4aec9927b43f"/>
+  </ds:schemaRefs>
+</ds:datastoreItem>
+</file>
+
+<file path=customXml/itemProps4.xml><?xml version="1.0" encoding="utf-8"?>
 <ds:datastoreItem xmlns:ds="http://schemas.openxmlformats.org/officeDocument/2006/customXml" ds:itemID="{DF43E046-DB0C-42D1-8C73-AE38B52F1ED7}">
   <ds:schemaRefs>
     <ds:schemaRef ds:uri="http://schemas.microsoft.com/office/2006/metadata/contentType"/>
@@ -20206,23 +20203,4 @@
     <ds:schemaRef ds:uri="http://schemas.microsoft.com/internal/obd"/>
   </ds:schemaRefs>
 </ds:datastoreItem>
-</file>
-
-<file path=customXml/itemProps3.xml><?xml version="1.0" encoding="utf-8"?>
-<ds:datastoreItem xmlns:ds="http://schemas.openxmlformats.org/officeDocument/2006/customXml" ds:itemID="{6929C9FE-9F22-4B98-96EF-1B541B3BD0B2}">
-  <ds:schemaRefs>
-    <ds:schemaRef ds:uri="http://schemas.microsoft.com/office/2006/metadata/properties"/>
-    <ds:schemaRef ds:uri="http://schemas.microsoft.com/office/infopath/2007/PartnerControls"/>
-    <ds:schemaRef ds:uri="cb45339b-ced9-4d0d-8f64-77573914d53b"/>
-    <ds:schemaRef ds:uri="43a3ca16-9c26-4813-b83f-4aec9927b43f"/>
-  </ds:schemaRefs>
-</ds:datastoreItem>
-</file>
-
-<file path=customXml/itemProps4.xml><?xml version="1.0" encoding="utf-8"?>
-<ds:datastoreItem xmlns:ds="http://schemas.openxmlformats.org/officeDocument/2006/customXml" ds:itemID="{E8AB44A3-7C62-4BD2-82ED-8ABC209970FA}">
-  <ds:schemaRefs>
-    <ds:schemaRef ds:uri="http://schemas.openxmlformats.org/officeDocument/2006/bibliography"/>
-  </ds:schemaRefs>
-</ds:datastoreItem>
 </file>